--- a/Acordes domingo/Jorge/Bueno es alabar (A) - Danilo Montero.docx
+++ b/Acordes domingo/Jorge/Bueno es alabar (A) - Danilo Montero.docx
@@ -21,7 +21,19 @@
           <w:szCs w:val="15"/>
           <w:lang w:val="es-ES"/>
         </w:rPr>
-        <w:t>Danilo Montero</w:t>
+        <w:t xml:space="preserve">Danilo Montero </w:t>
+      </w:r>
+      <w:r>
+        <w:rPr>
+          <w:rFonts w:eastAsia="Courier 10 Pitch" w:cs="Iosevka" w:ascii="Consolas" w:hAnsi="Consolas"/>
+          <w:b/>
+          <w:bCs/>
+          <w:color w:val="FF0000"/>
+          <w:sz w:val="15"/>
+          <w:szCs w:val="15"/>
+          <w:lang w:val="es-ES"/>
+        </w:rPr>
+        <w:t>(A)</w:t>
       </w:r>
     </w:p>
     <w:p>
@@ -654,19 +666,7 @@
           <w:szCs w:val="13"/>
           <w:lang w:val="es-ES"/>
         </w:rPr>
-        <w:t xml:space="preserve">A    D      E  D </w:t>
-      </w:r>
-      <w:r>
-        <w:rPr>
-          <w:rFonts w:eastAsia="Courier 10 Pitch" w:cs="Iosevka" w:ascii="Consolas" w:hAnsi="Consolas"/>
-          <w:b w:val="false"/>
-          <w:bCs w:val="false"/>
-          <w:color w:val="000000"/>
-          <w:sz w:val="13"/>
-          <w:szCs w:val="13"/>
-          <w:lang w:val="es-ES"/>
-        </w:rPr>
-        <w:t>E</w:t>
+        <w:t>A    D      E  D E</w:t>
       </w:r>
     </w:p>
     <w:p>
@@ -730,19 +730,7 @@
           <w:szCs w:val="13"/>
           <w:lang w:val="es-ES"/>
         </w:rPr>
-        <w:t xml:space="preserve">A       D      E     D </w:t>
-      </w:r>
-      <w:r>
-        <w:rPr>
-          <w:rFonts w:eastAsia="Courier 10 Pitch" w:cs="Iosevka" w:ascii="Consolas" w:hAnsi="Consolas"/>
-          <w:b w:val="false"/>
-          <w:bCs w:val="false"/>
-          <w:color w:val="000000"/>
-          <w:sz w:val="13"/>
-          <w:szCs w:val="13"/>
-          <w:lang w:val="es-ES"/>
-        </w:rPr>
-        <w:t>E</w:t>
+        <w:t>A       D      E     D E</w:t>
       </w:r>
     </w:p>
     <w:p>
@@ -1277,7 +1265,7 @@
     <w:pPr>
       <w:widowControl/>
       <w:suppressAutoHyphens w:val="true"/>
-      <w:overflowPunct w:val="true"/>
+      <w:overflowPunct w:val="false"/>
       <w:bidi w:val="0"/>
       <w:spacing w:before="0" w:after="0"/>
       <w:jc w:val="start"/>
@@ -1406,37 +1394,37 @@
         <a:srgbClr val="000000"/>
       </a:dk1>
       <a:lt1>
-        <a:srgbClr val="ffffff"/>
+        <a:srgbClr val="FFFFFF"/>
       </a:lt1>
       <a:dk2>
-        <a:srgbClr val="44546a"/>
+        <a:srgbClr val="44546A"/>
       </a:dk2>
       <a:lt2>
-        <a:srgbClr val="e7e6e6"/>
+        <a:srgbClr val="E7E6E6"/>
       </a:lt2>
       <a:accent1>
-        <a:srgbClr val="5b9bd5"/>
+        <a:srgbClr val="5B9BD5"/>
       </a:accent1>
       <a:accent2>
-        <a:srgbClr val="ed7d31"/>
+        <a:srgbClr val="ED7D31"/>
       </a:accent2>
       <a:accent3>
-        <a:srgbClr val="a5a5a5"/>
+        <a:srgbClr val="A5A5A5"/>
       </a:accent3>
       <a:accent4>
-        <a:srgbClr val="ffc000"/>
+        <a:srgbClr val="FFC000"/>
       </a:accent4>
       <a:accent5>
-        <a:srgbClr val="4472c4"/>
+        <a:srgbClr val="4472C4"/>
       </a:accent5>
       <a:accent6>
-        <a:srgbClr val="70ad47"/>
+        <a:srgbClr val="70AD47"/>
       </a:accent6>
       <a:hlink>
-        <a:srgbClr val="0563c1"/>
+        <a:srgbClr val="0563C1"/>
       </a:hlink>
       <a:folHlink>
-        <a:srgbClr val="954f72"/>
+        <a:srgbClr val="954F72"/>
       </a:folHlink>
     </a:clrScheme>
     <a:fontScheme name="Office">
